--- a/01 Tanakh/01 Torah/02 Shemot/Shemot 31.docx
+++ b/01 Tanakh/01 Torah/02 Shemot/Shemot 31.docx
@@ -22,7 +22,7 @@
           <w:szCs w:val="24"/>
           <w:rtl w:val="0"/>
         </w:rPr>
-        <w:t xml:space="preserve">(Book Title)</w:t>
+        <w:t xml:space="preserve">Shemot</w:t>
       </w:r>
     </w:p>
     <w:p>
@@ -43,6 +43,16 @@
           <w:szCs w:val="40"/>
           <w:rtl w:val="0"/>
         </w:rPr>
+        <w:t xml:space="preserve">3</w:t>
+      </w:r>
+      <w:r>
+        <w:rPr>
+          <w:b w:val="1"/>
+          <w:bCs w:val="1"/>
+          <w:sz w:val="40"/>
+          <w:szCs w:val="40"/>
+          <w:rtl w:val="0"/>
+        </w:rPr>
         <w:t xml:space="preserve">1</w:t>
       </w:r>
     </w:p>
@@ -84,6 +94,288 @@
     </w:p>
     <w:p>
       <w:pPr>
+        <w:ind w:left="0" w:firstLine="0"/>
+        <w:rPr>
+          <w:sz w:val="24"/>
+          <w:szCs w:val="24"/>
+        </w:rPr>
+      </w:pPr>
+      <w:r>
+        <w:rPr>
+          <w:rtl w:val="0"/>
+        </w:rPr>
+      </w:r>
+    </w:p>
+    <w:p>
+      <w:pPr>
+        <w:numPr>
+          <w:ilvl w:val="0"/>
+          <w:numId w:val="1"/>
+        </w:numPr>
+        <w:ind w:left="720" w:hanging="360"/>
+        <w:rPr>
+          <w:sz w:val="24"/>
+          <w:szCs w:val="24"/>
+          <w:u w:val="none"/>
+        </w:rPr>
+      </w:pPr>
+      <w:r>
+        <w:rPr>
+          <w:sz w:val="24"/>
+          <w:szCs w:val="24"/>
+          <w:rtl w:val="0"/>
+        </w:rPr>
+        <w:t xml:space="preserve">Then EH’YEH spoke to Moses saying,</w:t>
+      </w:r>
+    </w:p>
+    <w:p>
+      <w:pPr>
+        <w:numPr>
+          <w:ilvl w:val="0"/>
+          <w:numId w:val="1"/>
+        </w:numPr>
+        <w:ind w:left="720" w:hanging="360"/>
+        <w:rPr>
+          <w:sz w:val="24"/>
+          <w:szCs w:val="24"/>
+          <w:u w:val="none"/>
+        </w:rPr>
+      </w:pPr>
+      <w:r>
+        <w:rPr>
+          <w:sz w:val="24"/>
+          <w:szCs w:val="24"/>
+          <w:rtl w:val="0"/>
+        </w:rPr>
+        <w:t xml:space="preserve">“See, I have called by name Bezalel son of Uri son of Hur, of the tribe of Judah,</w:t>
+      </w:r>
+    </w:p>
+    <w:p>
+      <w:pPr>
+        <w:numPr>
+          <w:ilvl w:val="0"/>
+          <w:numId w:val="1"/>
+        </w:numPr>
+        <w:ind w:left="720" w:hanging="360"/>
+        <w:rPr>
+          <w:sz w:val="24"/>
+          <w:szCs w:val="24"/>
+          <w:u w:val="none"/>
+        </w:rPr>
+      </w:pPr>
+      <w:r>
+        <w:rPr>
+          <w:sz w:val="24"/>
+          <w:szCs w:val="24"/>
+          <w:rtl w:val="0"/>
+        </w:rPr>
+        <w:t xml:space="preserve">and I have filled him with the Spirit of Elohim, with wisdom, understanding and knowledge in all kinds of craftsmanship,</w:t>
+      </w:r>
+    </w:p>
+    <w:p>
+      <w:pPr>
+        <w:numPr>
+          <w:ilvl w:val="0"/>
+          <w:numId w:val="1"/>
+        </w:numPr>
+        <w:ind w:left="720" w:hanging="360"/>
+        <w:rPr>
+          <w:sz w:val="24"/>
+          <w:szCs w:val="24"/>
+          <w:u w:val="none"/>
+        </w:rPr>
+      </w:pPr>
+      <w:r>
+        <w:rPr>
+          <w:sz w:val="24"/>
+          <w:szCs w:val="24"/>
+          <w:rtl w:val="0"/>
+        </w:rPr>
+        <w:t xml:space="preserve">to make ingenious designs, to forge with gold, silver and bronze,</w:t>
+      </w:r>
+    </w:p>
+    <w:p>
+      <w:pPr>
+        <w:numPr>
+          <w:ilvl w:val="0"/>
+          <w:numId w:val="1"/>
+        </w:numPr>
+        <w:ind w:left="720" w:hanging="360"/>
+        <w:rPr>
+          <w:sz w:val="24"/>
+          <w:szCs w:val="24"/>
+          <w:u w:val="none"/>
+        </w:rPr>
+      </w:pPr>
+      <w:r>
+        <w:rPr>
+          <w:sz w:val="24"/>
+          <w:szCs w:val="24"/>
+          <w:rtl w:val="0"/>
+        </w:rPr>
+        <w:t xml:space="preserve">as well as cutting stones for setting and carving wood, to work in all manner of craftsmanship.</w:t>
+      </w:r>
+    </w:p>
+    <w:p>
+      <w:pPr>
+        <w:numPr>
+          <w:ilvl w:val="0"/>
+          <w:numId w:val="1"/>
+        </w:numPr>
+        <w:ind w:left="720" w:hanging="360"/>
+        <w:rPr>
+          <w:sz w:val="24"/>
+          <w:szCs w:val="24"/>
+          <w:u w:val="none"/>
+        </w:rPr>
+      </w:pPr>
+      <w:r>
+        <w:rPr>
+          <w:sz w:val="24"/>
+          <w:szCs w:val="24"/>
+          <w:rtl w:val="0"/>
+        </w:rPr>
+        <w:t xml:space="preserve">Also look, I Myself have appointed with him Oholiab son of Ahisamach, of the tribe of Dan. Within the hearts of all who are wise-hearted I have placed skill, so that they may make everything that I have commanded you:</w:t>
+      </w:r>
+    </w:p>
+    <w:p>
+      <w:pPr>
+        <w:numPr>
+          <w:ilvl w:val="0"/>
+          <w:numId w:val="1"/>
+        </w:numPr>
+        <w:ind w:left="720" w:hanging="360"/>
+        <w:rPr>
+          <w:sz w:val="24"/>
+          <w:szCs w:val="24"/>
+          <w:u w:val="none"/>
+        </w:rPr>
+      </w:pPr>
+      <w:r>
+        <w:rPr>
+          <w:sz w:val="24"/>
+          <w:szCs w:val="24"/>
+          <w:rtl w:val="0"/>
+        </w:rPr>
+        <w:t xml:space="preserve">the Tent of Meeting, the Ark of the Testimony, the atonement cover that is to be on it, all the furnishings of the Tabernacle,</w:t>
+      </w:r>
+    </w:p>
+    <w:p>
+      <w:pPr>
+        <w:numPr>
+          <w:ilvl w:val="0"/>
+          <w:numId w:val="1"/>
+        </w:numPr>
+        <w:ind w:left="720" w:hanging="360"/>
+        <w:rPr>
+          <w:sz w:val="24"/>
+          <w:szCs w:val="24"/>
+          <w:u w:val="none"/>
+        </w:rPr>
+      </w:pPr>
+      <w:r>
+        <w:rPr>
+          <w:sz w:val="24"/>
+          <w:szCs w:val="24"/>
+          <w:rtl w:val="0"/>
+        </w:rPr>
+        <w:t xml:space="preserve">the table and its utensils, the menorah of pure gold with all of its utensils, the altar of incense,</w:t>
+      </w:r>
+    </w:p>
+    <w:p>
+      <w:pPr>
+        <w:numPr>
+          <w:ilvl w:val="0"/>
+          <w:numId w:val="1"/>
+        </w:numPr>
+        <w:ind w:left="720" w:hanging="360"/>
+        <w:rPr>
+          <w:sz w:val="24"/>
+          <w:szCs w:val="24"/>
+          <w:u w:val="none"/>
+        </w:rPr>
+      </w:pPr>
+      <w:r>
+        <w:rPr>
+          <w:sz w:val="24"/>
+          <w:szCs w:val="24"/>
+          <w:rtl w:val="0"/>
+        </w:rPr>
+        <w:t xml:space="preserve">the altar of burnt offering with all of its utensils, the basin and its stand,</w:t>
+      </w:r>
+    </w:p>
+    <w:p>
+      <w:pPr>
+        <w:numPr>
+          <w:ilvl w:val="0"/>
+          <w:numId w:val="1"/>
+        </w:numPr>
+        <w:ind w:left="720" w:hanging="360"/>
+        <w:rPr>
+          <w:sz w:val="24"/>
+          <w:szCs w:val="24"/>
+          <w:u w:val="none"/>
+        </w:rPr>
+      </w:pPr>
+      <w:r>
+        <w:rPr>
+          <w:sz w:val="24"/>
+          <w:szCs w:val="24"/>
+          <w:rtl w:val="0"/>
+        </w:rPr>
+        <w:t xml:space="preserve">the woven garments, the holy garments for Aaron the kohen, the garments for his sons to minister as kohanim,</w:t>
+      </w:r>
+    </w:p>
+    <w:p>
+      <w:pPr>
+        <w:numPr>
+          <w:ilvl w:val="0"/>
+          <w:numId w:val="1"/>
+        </w:numPr>
+        <w:ind w:left="720" w:hanging="360"/>
+        <w:rPr>
+          <w:sz w:val="24"/>
+          <w:szCs w:val="24"/>
+          <w:u w:val="none"/>
+        </w:rPr>
+      </w:pPr>
+      <w:r>
+        <w:rPr>
+          <w:sz w:val="24"/>
+          <w:szCs w:val="24"/>
+          <w:rtl w:val="0"/>
+        </w:rPr>
+        <w:t xml:space="preserve">the anointing oil, and the incense of sweet spices for the holy place. They are to make them just as how I commanded you.”</w:t>
+      </w:r>
+    </w:p>
+    <w:p>
+      <w:pPr>
+        <w:rPr>
+          <w:sz w:val="24"/>
+          <w:szCs w:val="24"/>
+        </w:rPr>
+      </w:pPr>
+      <w:r>
+        <w:rPr>
+          <w:rtl w:val="0"/>
+        </w:rPr>
+      </w:r>
+    </w:p>
+    <w:p>
+      <w:pPr>
+        <w:rPr>
+          <w:sz w:val="24"/>
+          <w:szCs w:val="24"/>
+        </w:rPr>
+      </w:pPr>
+      <w:r>
+        <w:rPr>
+          <w:rtl w:val="0"/>
+        </w:rPr>
+      </w:r>
+    </w:p>
+    <w:p>
+      <w:pPr>
         <w:ind w:firstLine="720"/>
         <w:rPr>
           <w:b w:val="1"/>
@@ -94,228 +386,349 @@
       </w:pPr>
       <w:r>
         <w:rPr>
-          <w:rtl w:val="0"/>
-        </w:rPr>
-      </w:r>
-    </w:p>
-    <w:p>
-      <w:pPr>
-        <w:numPr>
-          <w:ilvl w:val="0"/>
-          <w:numId w:val="1"/>
-        </w:numPr>
-        <w:ind w:left="720" w:hanging="360"/>
-        <w:rPr>
-          <w:sz w:val="24"/>
-          <w:szCs w:val="24"/>
-          <w:u w:val="none"/>
-        </w:rPr>
-      </w:pPr>
-      <w:r>
-        <w:rPr>
-          <w:sz w:val="24"/>
-          <w:szCs w:val="24"/>
-          <w:rtl w:val="0"/>
-        </w:rPr>
-        <w:t xml:space="preserve">Text</w:t>
-      </w:r>
-    </w:p>
-    <w:p>
-      <w:pPr>
-        <w:rPr>
-          <w:sz w:val="24"/>
-          <w:szCs w:val="24"/>
-        </w:rPr>
-      </w:pPr>
-      <w:r>
-        <w:rPr>
-          <w:rtl w:val="0"/>
-        </w:rPr>
-      </w:r>
-    </w:p>
-    <w:p>
-      <w:pPr>
-        <w:rPr>
-          <w:sz w:val="24"/>
-          <w:szCs w:val="24"/>
-        </w:rPr>
-      </w:pPr>
-      <w:r>
-        <w:rPr>
-          <w:rtl w:val="0"/>
-        </w:rPr>
-      </w:r>
-    </w:p>
-    <w:p>
-      <w:pPr>
-        <w:ind w:firstLine="720"/>
-        <w:rPr>
           <w:b w:val="1"/>
           <w:bCs w:val="1"/>
           <w:sz w:val="24"/>
           <w:szCs w:val="24"/>
-        </w:rPr>
-      </w:pPr>
-      <w:r>
+          <w:rtl w:val="0"/>
+        </w:rPr>
+        <w:t xml:space="preserve">(Section Title)</w:t>
+      </w:r>
+    </w:p>
+    <w:p>
+      <w:pPr>
+        <w:ind w:firstLine="720"/>
         <w:rPr>
           <w:b w:val="1"/>
           <w:bCs w:val="1"/>
           <w:sz w:val="24"/>
           <w:szCs w:val="24"/>
-          <w:rtl w:val="0"/>
-        </w:rPr>
-        <w:t xml:space="preserve">(Section Title)</w:t>
-      </w:r>
-    </w:p>
-    <w:p>
-      <w:pPr>
-        <w:ind w:firstLine="720"/>
+        </w:rPr>
+      </w:pPr>
+      <w:r>
+        <w:rPr>
+          <w:rtl w:val="0"/>
+        </w:rPr>
+      </w:r>
+    </w:p>
+    <w:p>
+      <w:pPr>
+        <w:numPr>
+          <w:ilvl w:val="0"/>
+          <w:numId w:val="1"/>
+        </w:numPr>
+        <w:ind w:left="720" w:hanging="360"/>
+        <w:rPr>
+          <w:sz w:val="24"/>
+          <w:szCs w:val="24"/>
+          <w:u w:val="none"/>
+        </w:rPr>
+      </w:pPr>
+      <w:r>
+        <w:rPr>
+          <w:sz w:val="24"/>
+          <w:szCs w:val="24"/>
+          <w:rtl w:val="0"/>
+        </w:rPr>
+        <w:t xml:space="preserve">Then EH’YEH spoke to Moses saying,</w:t>
+      </w:r>
+    </w:p>
+    <w:p>
+      <w:pPr>
+        <w:numPr>
+          <w:ilvl w:val="0"/>
+          <w:numId w:val="1"/>
+        </w:numPr>
+        <w:ind w:left="720" w:hanging="360"/>
+        <w:rPr>
+          <w:sz w:val="24"/>
+          <w:szCs w:val="24"/>
+          <w:u w:val="none"/>
+        </w:rPr>
+      </w:pPr>
+      <w:r>
+        <w:rPr>
+          <w:sz w:val="24"/>
+          <w:szCs w:val="24"/>
+          <w:rtl w:val="0"/>
+        </w:rPr>
+        <w:t xml:space="preserve">“Speak now to Bnei-Yisrael saying, ‘Surely you must keep My Shabbatot, for it is a sign between Me and you throughout your generations, so you may know that I am YIHOVEH who sanctifies you.</w:t>
+      </w:r>
+    </w:p>
+    <w:p>
+      <w:pPr>
+        <w:numPr>
+          <w:ilvl w:val="0"/>
+          <w:numId w:val="1"/>
+        </w:numPr>
+        <w:ind w:left="720" w:hanging="360"/>
+        <w:rPr>
+          <w:sz w:val="24"/>
+          <w:szCs w:val="24"/>
+          <w:u w:val="none"/>
+        </w:rPr>
+      </w:pPr>
+      <w:r>
+        <w:rPr>
+          <w:sz w:val="24"/>
+          <w:szCs w:val="24"/>
+          <w:rtl w:val="0"/>
+        </w:rPr>
+        <w:t xml:space="preserve">Therefore you are to keep the Shabbat, because it is holy for you. Everyone who profanes it will die, for whoever does any work during Shabbat, that soul will be cut off from the midst of his people.</w:t>
+      </w:r>
+    </w:p>
+    <w:p>
+      <w:pPr>
+        <w:numPr>
+          <w:ilvl w:val="0"/>
+          <w:numId w:val="1"/>
+        </w:numPr>
+        <w:ind w:left="720" w:hanging="360"/>
+        <w:rPr>
+          <w:sz w:val="24"/>
+          <w:szCs w:val="24"/>
+          <w:u w:val="none"/>
+        </w:rPr>
+      </w:pPr>
+      <w:r>
+        <w:rPr>
+          <w:sz w:val="24"/>
+          <w:szCs w:val="24"/>
+          <w:rtl w:val="0"/>
+        </w:rPr>
+        <w:t xml:space="preserve">Work is to be done for six days, but on the seventh day is a Shabbat of complete rest, holy to YIHOVEH. Whoever does any work on the Shabbat will surely be put to death.</w:t>
+      </w:r>
+    </w:p>
+    <w:p>
+      <w:pPr>
+        <w:ind w:left="720" w:firstLine="0"/>
+        <w:rPr>
+          <w:sz w:val="24"/>
+          <w:szCs w:val="24"/>
+        </w:rPr>
+      </w:pPr>
+      <w:r>
+        <w:rPr>
+          <w:rtl w:val="0"/>
+        </w:rPr>
+      </w:r>
+    </w:p>
+    <w:p>
+      <w:pPr>
+        <w:ind w:left="720" w:firstLine="0"/>
+        <w:rPr>
+          <w:sz w:val="24"/>
+          <w:szCs w:val="24"/>
+        </w:rPr>
+      </w:pPr>
+      <w:r>
+        <w:rPr>
+          <w:rtl w:val="0"/>
+        </w:rPr>
+      </w:r>
+    </w:p>
+    <w:p>
+      <w:pPr>
+        <w:jc w:val="center"/>
         <w:rPr>
           <w:b w:val="1"/>
           <w:bCs w:val="1"/>
-          <w:sz w:val="24"/>
-          <w:szCs w:val="24"/>
-        </w:rPr>
-      </w:pPr>
-      <w:r>
-        <w:rPr>
-          <w:rtl w:val="0"/>
-        </w:rPr>
-      </w:r>
-    </w:p>
-    <w:p>
-      <w:pPr>
-        <w:numPr>
-          <w:ilvl w:val="0"/>
-          <w:numId w:val="1"/>
-        </w:numPr>
-        <w:ind w:left="720" w:hanging="360"/>
-        <w:rPr>
-          <w:sz w:val="24"/>
-          <w:szCs w:val="24"/>
-          <w:u w:val="none"/>
-        </w:rPr>
-      </w:pPr>
-      <w:r>
-        <w:rPr>
-          <w:sz w:val="24"/>
-          <w:szCs w:val="24"/>
-          <w:rtl w:val="0"/>
-        </w:rPr>
-        <w:t xml:space="preserve">Text</w:t>
-      </w:r>
-    </w:p>
-    <w:p>
-      <w:pPr>
-        <w:rPr>
-          <w:sz w:val="24"/>
-          <w:szCs w:val="24"/>
-        </w:rPr>
-      </w:pPr>
-      <w:r>
-        <w:rPr>
-          <w:rtl w:val="0"/>
-        </w:rPr>
+          <w:color w:val="999999"/>
+          <w:sz w:val="24"/>
+          <w:szCs w:val="24"/>
+        </w:rPr>
+      </w:pPr>
+      <w:r>
+        <w:rPr>
+          <w:b w:val="1"/>
+          <w:bCs w:val="1"/>
+          <w:color w:val="999999"/>
+          <w:sz w:val="24"/>
+          <w:szCs w:val="24"/>
+          <w:rtl w:val="0"/>
+        </w:rPr>
+        <w:t xml:space="preserve">Shemot</w:t>
       </w:r>
     </w:p>
     <w:p>
       <w:pPr>
         <w:jc w:val="center"/>
+        <w:rPr>
+          <w:sz w:val="24"/>
+          <w:szCs w:val="24"/>
+        </w:rPr>
+      </w:pPr>
+      <w:r>
         <w:rPr>
           <w:b w:val="1"/>
           <w:bCs w:val="1"/>
           <w:sz w:val="40"/>
           <w:szCs w:val="40"/>
-        </w:rPr>
-      </w:pPr>
-      <w:r>
+          <w:rtl w:val="0"/>
+        </w:rPr>
+        <w:t xml:space="preserve">31</w:t>
+      </w:r>
+      <w:r>
+        <w:rPr>
+          <w:rtl w:val="0"/>
+        </w:rPr>
+      </w:r>
+    </w:p>
+    <w:p>
+      <w:pPr>
+        <w:ind w:left="720" w:firstLine="0"/>
+        <w:rPr>
+          <w:sz w:val="24"/>
+          <w:szCs w:val="24"/>
+        </w:rPr>
+      </w:pPr>
+      <w:r>
+        <w:rPr>
+          <w:rtl w:val="0"/>
+        </w:rPr>
+      </w:r>
+    </w:p>
+    <w:p>
+      <w:pPr>
+        <w:ind w:left="720" w:firstLine="0"/>
+        <w:rPr>
+          <w:sz w:val="24"/>
+          <w:szCs w:val="24"/>
+        </w:rPr>
+      </w:pPr>
+      <w:r>
+        <w:rPr>
+          <w:rtl w:val="0"/>
+        </w:rPr>
+      </w:r>
+    </w:p>
+    <w:p>
+      <w:pPr>
+        <w:numPr>
+          <w:ilvl w:val="0"/>
+          <w:numId w:val="1"/>
+        </w:numPr>
+        <w:ind w:left="720" w:hanging="360"/>
+        <w:rPr>
+          <w:sz w:val="24"/>
+          <w:szCs w:val="24"/>
+          <w:u w:val="none"/>
+        </w:rPr>
+      </w:pPr>
+      <w:r>
+        <w:rPr>
+          <w:sz w:val="24"/>
+          <w:szCs w:val="24"/>
+          <w:rtl w:val="0"/>
+        </w:rPr>
+        <w:t xml:space="preserve">So Bnei-Yisrael is to keep the Shabbat, to observe the Shabbat throughout their generations as a perpetual covenant.</w:t>
+      </w:r>
+    </w:p>
+    <w:p>
+      <w:pPr>
+        <w:numPr>
+          <w:ilvl w:val="0"/>
+          <w:numId w:val="1"/>
+        </w:numPr>
+        <w:ind w:left="720" w:hanging="360"/>
+        <w:rPr>
+          <w:sz w:val="24"/>
+          <w:szCs w:val="24"/>
+          <w:u w:val="none"/>
+        </w:rPr>
+      </w:pPr>
+      <w:r>
+        <w:rPr>
+          <w:sz w:val="24"/>
+          <w:szCs w:val="24"/>
+          <w:rtl w:val="0"/>
+        </w:rPr>
+        <w:t xml:space="preserve">It is a sign between Me and Bnei-Yisrael forever, for in six days YIHOVEH made heaven and earth, and on the seventh day He ceased from work and rested.’”</w:t>
+      </w:r>
+    </w:p>
+    <w:p>
+      <w:pPr>
+        <w:rPr>
+          <w:sz w:val="24"/>
+          <w:szCs w:val="24"/>
+        </w:rPr>
+      </w:pPr>
+      <w:r>
+        <w:rPr>
+          <w:rtl w:val="0"/>
+        </w:rPr>
+      </w:r>
+    </w:p>
+    <w:p>
+      <w:pPr>
+        <w:rPr>
+          <w:sz w:val="24"/>
+          <w:szCs w:val="24"/>
+        </w:rPr>
+      </w:pPr>
+      <w:r>
+        <w:rPr>
+          <w:rtl w:val="0"/>
+        </w:rPr>
+      </w:r>
+    </w:p>
+    <w:p>
+      <w:pPr>
+        <w:ind w:firstLine="720"/>
         <w:rPr>
           <w:b w:val="1"/>
           <w:bCs w:val="1"/>
-          <w:color w:val="999999"/>
-          <w:sz w:val="24"/>
-          <w:szCs w:val="24"/>
-          <w:rtl w:val="0"/>
-        </w:rPr>
-        <w:t xml:space="preserve">(Book Title)</w:t>
-      </w:r>
-      <w:r>
-        <w:rPr>
-          <w:rtl w:val="0"/>
-        </w:rPr>
-      </w:r>
-    </w:p>
-    <w:p>
-      <w:pPr>
-        <w:jc w:val="center"/>
+          <w:sz w:val="24"/>
+          <w:szCs w:val="24"/>
+        </w:rPr>
+      </w:pPr>
+      <w:r>
         <w:rPr>
           <w:b w:val="1"/>
           <w:bCs w:val="1"/>
-          <w:sz w:val="40"/>
-          <w:szCs w:val="40"/>
-        </w:rPr>
-      </w:pPr>
-      <w:r>
+          <w:sz w:val="24"/>
+          <w:szCs w:val="24"/>
+          <w:rtl w:val="0"/>
+        </w:rPr>
+        <w:t xml:space="preserve">(Section Title)</w:t>
+      </w:r>
+    </w:p>
+    <w:p>
+      <w:pPr>
+        <w:ind w:firstLine="720"/>
         <w:rPr>
           <w:b w:val="1"/>
           <w:bCs w:val="1"/>
-          <w:sz w:val="40"/>
-          <w:szCs w:val="40"/>
-          <w:rtl w:val="0"/>
-        </w:rPr>
-        <w:t xml:space="preserve">1</w:t>
-      </w:r>
-    </w:p>
-    <w:p>
-      <w:pPr>
-        <w:rPr>
-          <w:b w:val="1"/>
-          <w:bCs w:val="1"/>
-          <w:sz w:val="24"/>
-          <w:szCs w:val="24"/>
-        </w:rPr>
-      </w:pPr>
-      <w:r>
-        <w:rPr>
-          <w:rtl w:val="0"/>
-        </w:rPr>
-      </w:r>
-    </w:p>
-    <w:p>
-      <w:pPr>
-        <w:rPr>
-          <w:b w:val="1"/>
-          <w:bCs w:val="1"/>
-          <w:sz w:val="24"/>
-          <w:szCs w:val="24"/>
-        </w:rPr>
-      </w:pPr>
-      <w:r>
-        <w:rPr>
-          <w:rtl w:val="0"/>
-        </w:rPr>
-      </w:r>
-    </w:p>
-    <w:p>
-      <w:pPr>
-        <w:numPr>
-          <w:ilvl w:val="0"/>
-          <w:numId w:val="1"/>
-        </w:numPr>
-        <w:ind w:left="720" w:hanging="360"/>
-        <w:rPr>
-          <w:sz w:val="24"/>
-          <w:szCs w:val="24"/>
-          <w:u w:val="none"/>
-        </w:rPr>
-      </w:pPr>
-      <w:r>
-        <w:rPr>
-          <w:sz w:val="24"/>
-          <w:szCs w:val="24"/>
-          <w:rtl w:val="0"/>
-        </w:rPr>
-        <w:t xml:space="preserve">Text</w:t>
+          <w:sz w:val="24"/>
+          <w:szCs w:val="24"/>
+        </w:rPr>
+      </w:pPr>
+      <w:r>
+        <w:rPr>
+          <w:rtl w:val="0"/>
+        </w:rPr>
+      </w:r>
+    </w:p>
+    <w:p>
+      <w:pPr>
+        <w:numPr>
+          <w:ilvl w:val="0"/>
+          <w:numId w:val="1"/>
+        </w:numPr>
+        <w:ind w:left="720" w:hanging="360"/>
+        <w:rPr>
+          <w:sz w:val="24"/>
+          <w:szCs w:val="24"/>
+          <w:u w:val="none"/>
+        </w:rPr>
+      </w:pPr>
+      <w:r>
+        <w:rPr>
+          <w:sz w:val="24"/>
+          <w:szCs w:val="24"/>
+          <w:rtl w:val="0"/>
+        </w:rPr>
+        <w:t xml:space="preserve">When He had finished speaking with him on Mount Sinai, He gave the two tablets of the Testimony to Moses—tablets of stone, written by the finger of EH’YEH.</w:t>
       </w:r>
     </w:p>
     <w:sectPr>
